--- a/Content/PORTFOLIO _ MIHIR ANAND  (2).docx
+++ b/Content/PORTFOLIO _ MIHIR ANAND  (2).docx
@@ -1813,8 +1813,6 @@
       <w:r>
         <w:t xml:space="preserve"> </w:t>
       </w:r>
-      <w:bookmarkStart w:id="10" w:name="_GoBack"/>
-      <w:bookmarkEnd w:id="10"/>
       <w:r>
         <w:t xml:space="preserve">Now, we want to promote 3 of their hero products… their </w:t>
       </w:r>
@@ -2013,8 +2011,8 @@
           <w:szCs w:val="26"/>
         </w:rPr>
       </w:pPr>
-      <w:bookmarkStart w:id="11" w:name="_ym2w2rly47so" w:colFirst="0" w:colLast="0"/>
-      <w:bookmarkEnd w:id="11"/>
+      <w:bookmarkStart w:id="10" w:name="_ym2w2rly47so" w:colFirst="0" w:colLast="0"/>
+      <w:bookmarkEnd w:id="10"/>
       <w:r>
         <w:br w:type="page"/>
       </w:r>
@@ -2033,8 +2031,8 @@
           <w:szCs w:val="26"/>
         </w:rPr>
       </w:pPr>
-      <w:bookmarkStart w:id="12" w:name="_l2xcij48w3jv" w:colFirst="0" w:colLast="0"/>
-      <w:bookmarkEnd w:id="12"/>
+      <w:bookmarkStart w:id="11" w:name="_l2xcij48w3jv" w:colFirst="0" w:colLast="0"/>
+      <w:bookmarkEnd w:id="11"/>
       <w:proofErr w:type="spellStart"/>
       <w:r>
         <w:rPr>
@@ -2316,8 +2314,8 @@
           <w:szCs w:val="26"/>
         </w:rPr>
       </w:pPr>
-      <w:bookmarkStart w:id="13" w:name="_woeyxtguy8fg" w:colFirst="0" w:colLast="0"/>
-      <w:bookmarkEnd w:id="13"/>
+      <w:bookmarkStart w:id="12" w:name="_woeyxtguy8fg" w:colFirst="0" w:colLast="0"/>
+      <w:bookmarkEnd w:id="12"/>
     </w:p>
     <w:p>
       <w:pPr>
@@ -2333,8 +2331,8 @@
           <w:szCs w:val="26"/>
         </w:rPr>
       </w:pPr>
-      <w:bookmarkStart w:id="14" w:name="_97fvvd37hbw8" w:colFirst="0" w:colLast="0"/>
-      <w:bookmarkEnd w:id="14"/>
+      <w:bookmarkStart w:id="13" w:name="_97fvvd37hbw8" w:colFirst="0" w:colLast="0"/>
+      <w:bookmarkEnd w:id="13"/>
       <w:r>
         <w:br w:type="page"/>
       </w:r>
@@ -2353,8 +2351,8 @@
           <w:szCs w:val="26"/>
         </w:rPr>
       </w:pPr>
-      <w:bookmarkStart w:id="15" w:name="_c4kfxvguse7i" w:colFirst="0" w:colLast="0"/>
-      <w:bookmarkEnd w:id="15"/>
+      <w:bookmarkStart w:id="14" w:name="_c4kfxvguse7i" w:colFirst="0" w:colLast="0"/>
+      <w:bookmarkEnd w:id="14"/>
       <w:proofErr w:type="spellStart"/>
       <w:r>
         <w:rPr>
@@ -2850,8 +2848,8 @@
           <w:szCs w:val="26"/>
         </w:rPr>
       </w:pPr>
-      <w:bookmarkStart w:id="16" w:name="_r04cuywaa9nz" w:colFirst="0" w:colLast="0"/>
-      <w:bookmarkEnd w:id="16"/>
+      <w:bookmarkStart w:id="15" w:name="_r04cuywaa9nz" w:colFirst="0" w:colLast="0"/>
+      <w:bookmarkEnd w:id="15"/>
       <w:proofErr w:type="spellStart"/>
       <w:r>
         <w:rPr>
@@ -3316,8 +3314,8 @@
         <w:pStyle w:val="Title"/>
         <w:spacing w:before="240" w:after="240"/>
       </w:pPr>
-      <w:bookmarkStart w:id="17" w:name="_9q3z2epv4wm" w:colFirst="0" w:colLast="0"/>
-      <w:bookmarkEnd w:id="17"/>
+      <w:bookmarkStart w:id="16" w:name="_9q3z2epv4wm" w:colFirst="0" w:colLast="0"/>
+      <w:bookmarkEnd w:id="16"/>
       <w:proofErr w:type="spellStart"/>
       <w:r>
         <w:lastRenderedPageBreak/>
@@ -3335,8 +3333,8 @@
         <w:keepLines w:val="0"/>
         <w:spacing w:before="480"/>
       </w:pPr>
-      <w:bookmarkStart w:id="18" w:name="_x39v57cqylmc" w:colFirst="0" w:colLast="0"/>
-      <w:bookmarkEnd w:id="18"/>
+      <w:bookmarkStart w:id="17" w:name="_x39v57cqylmc" w:colFirst="0" w:colLast="0"/>
+      <w:bookmarkEnd w:id="17"/>
       <w:r>
         <w:t>Ahmedabad Launch</w:t>
       </w:r>
@@ -3808,8 +3806,8 @@
           <w:szCs w:val="26"/>
         </w:rPr>
       </w:pPr>
-      <w:bookmarkStart w:id="19" w:name="_57eqmi5wl074" w:colFirst="0" w:colLast="0"/>
-      <w:bookmarkEnd w:id="19"/>
+      <w:bookmarkStart w:id="18" w:name="_57eqmi5wl074" w:colFirst="0" w:colLast="0"/>
+      <w:bookmarkEnd w:id="18"/>
       <w:r>
         <w:br w:type="page"/>
       </w:r>
@@ -3826,8 +3824,8 @@
           <w:szCs w:val="26"/>
         </w:rPr>
       </w:pPr>
-      <w:bookmarkStart w:id="20" w:name="_g7j0p8yd86ra" w:colFirst="0" w:colLast="0"/>
-      <w:bookmarkEnd w:id="20"/>
+      <w:bookmarkStart w:id="19" w:name="_g7j0p8yd86ra" w:colFirst="0" w:colLast="0"/>
+      <w:bookmarkEnd w:id="19"/>
       <w:r>
         <w:rPr>
           <w:color w:val="000000"/>
@@ -4128,8 +4126,8 @@
         <w:pStyle w:val="Title"/>
         <w:spacing w:before="240" w:after="240" w:line="331" w:lineRule="auto"/>
       </w:pPr>
-      <w:bookmarkStart w:id="21" w:name="_sp5y84j0u4y5" w:colFirst="0" w:colLast="0"/>
-      <w:bookmarkEnd w:id="21"/>
+      <w:bookmarkStart w:id="20" w:name="_sp5y84j0u4y5" w:colFirst="0" w:colLast="0"/>
+      <w:bookmarkEnd w:id="20"/>
       <w:proofErr w:type="spellStart"/>
       <w:r>
         <w:lastRenderedPageBreak/>
@@ -4141,8 +4139,8 @@
       <w:pPr>
         <w:pStyle w:val="Heading3"/>
       </w:pPr>
-      <w:bookmarkStart w:id="22" w:name="_97ytrg431jdz" w:colFirst="0" w:colLast="0"/>
-      <w:bookmarkEnd w:id="22"/>
+      <w:bookmarkStart w:id="21" w:name="_97ytrg431jdz" w:colFirst="0" w:colLast="0"/>
+      <w:bookmarkEnd w:id="21"/>
       <w:r>
         <w:t>Shutter Branding</w:t>
       </w:r>
@@ -4290,7 +4288,21 @@
           <w:b/>
           <w:bCs/>
         </w:rPr>
-        <w:t xml:space="preserve">[VIDEO: </w:t>
+        <w:t>[</w:t>
+      </w:r>
+      <w:r>
+        <w:rPr>
+          <w:b/>
+          <w:bCs/>
+        </w:rPr>
+        <w:t>IMAGES</w:t>
+      </w:r>
+      <w:r>
+        <w:rPr>
+          <w:b/>
+          <w:bCs/>
+        </w:rPr>
+        <w:t xml:space="preserve">: </w:t>
       </w:r>
       <w:proofErr w:type="spellStart"/>
       <w:r>
@@ -4310,7 +4322,7 @@
           <w:bCs/>
           <w:color w:val="188038"/>
         </w:rPr>
-        <w:t xml:space="preserve"> Shutter 1.mp4</w:t>
+        <w:t xml:space="preserve"> Shutter 1.jpg</w:t>
       </w:r>
       <w:r>
         <w:rPr>
@@ -4366,18 +4378,18 @@
           <w:szCs w:val="26"/>
         </w:rPr>
       </w:pPr>
-      <w:bookmarkStart w:id="23" w:name="_cfjlmi9xhcn5" w:colFirst="0" w:colLast="0"/>
+      <w:bookmarkStart w:id="22" w:name="_cfjlmi9xhcn5" w:colFirst="0" w:colLast="0"/>
+      <w:bookmarkEnd w:id="22"/>
+      <w:r>
+        <w:br w:type="page"/>
+      </w:r>
+    </w:p>
+    <w:p>
+      <w:pPr>
+        <w:pStyle w:val="Heading3"/>
+      </w:pPr>
+      <w:bookmarkStart w:id="23" w:name="_l25g6juffzf5" w:colFirst="0" w:colLast="0"/>
       <w:bookmarkEnd w:id="23"/>
-      <w:r>
-        <w:br w:type="page"/>
-      </w:r>
-    </w:p>
-    <w:p>
-      <w:pPr>
-        <w:pStyle w:val="Heading3"/>
-      </w:pPr>
-      <w:bookmarkStart w:id="24" w:name="_l25g6juffzf5" w:colFirst="0" w:colLast="0"/>
-      <w:bookmarkEnd w:id="24"/>
       <w:r>
         <w:lastRenderedPageBreak/>
         <w:t xml:space="preserve">Launch </w:t>
@@ -5005,8 +5017,8 @@
       <w:pPr>
         <w:pStyle w:val="Heading3"/>
       </w:pPr>
-      <w:bookmarkStart w:id="25" w:name="_41aowjc4zc8o" w:colFirst="0" w:colLast="0"/>
-      <w:bookmarkEnd w:id="25"/>
+      <w:bookmarkStart w:id="24" w:name="_41aowjc4zc8o" w:colFirst="0" w:colLast="0"/>
+      <w:bookmarkEnd w:id="24"/>
       <w:r>
         <w:br w:type="page"/>
       </w:r>
@@ -5018,8 +5030,8 @@
         <w:keepLines w:val="0"/>
         <w:spacing w:before="280" w:line="331" w:lineRule="auto"/>
       </w:pPr>
-      <w:bookmarkStart w:id="26" w:name="_63heeshf2hm0" w:colFirst="0" w:colLast="0"/>
-      <w:bookmarkEnd w:id="26"/>
+      <w:bookmarkStart w:id="25" w:name="_63heeshf2hm0" w:colFirst="0" w:colLast="0"/>
+      <w:bookmarkEnd w:id="25"/>
       <w:r>
         <w:lastRenderedPageBreak/>
         <w:t>Branding</w:t>
@@ -5334,8 +5346,8 @@
       <w:pPr>
         <w:pStyle w:val="Title"/>
       </w:pPr>
-      <w:bookmarkStart w:id="27" w:name="_y43ytthzw4cy" w:colFirst="0" w:colLast="0"/>
-      <w:bookmarkEnd w:id="27"/>
+      <w:bookmarkStart w:id="26" w:name="_y43ytthzw4cy" w:colFirst="0" w:colLast="0"/>
+      <w:bookmarkEnd w:id="26"/>
       <w:r>
         <w:lastRenderedPageBreak/>
         <w:t xml:space="preserve">Vedic Mother </w:t>
@@ -5348,8 +5360,8 @@
         <w:keepLines w:val="0"/>
         <w:spacing w:before="280"/>
       </w:pPr>
-      <w:bookmarkStart w:id="28" w:name="_ijelma81hx13" w:colFirst="0" w:colLast="0"/>
-      <w:bookmarkEnd w:id="28"/>
+      <w:bookmarkStart w:id="27" w:name="_ijelma81hx13" w:colFirst="0" w:colLast="0"/>
+      <w:bookmarkEnd w:id="27"/>
       <w:r>
         <w:rPr>
           <w:b/>
@@ -5611,8 +5623,8 @@
           <w:szCs w:val="26"/>
         </w:rPr>
       </w:pPr>
-      <w:bookmarkStart w:id="29" w:name="_3kqp1h6o0end" w:colFirst="0" w:colLast="0"/>
-      <w:bookmarkEnd w:id="29"/>
+      <w:bookmarkStart w:id="28" w:name="_3kqp1h6o0end" w:colFirst="0" w:colLast="0"/>
+      <w:bookmarkEnd w:id="28"/>
       <w:r>
         <w:br w:type="page"/>
       </w:r>
@@ -5631,8 +5643,8 @@
           <w:szCs w:val="26"/>
         </w:rPr>
       </w:pPr>
-      <w:bookmarkStart w:id="30" w:name="_64u16h7z3fgv" w:colFirst="0" w:colLast="0"/>
-      <w:bookmarkEnd w:id="30"/>
+      <w:bookmarkStart w:id="29" w:name="_64u16h7z3fgv" w:colFirst="0" w:colLast="0"/>
+      <w:bookmarkEnd w:id="29"/>
       <w:proofErr w:type="spellStart"/>
       <w:r>
         <w:rPr>
@@ -5859,7 +5871,18 @@
           <w:bCs/>
           <w:color w:val="188038"/>
         </w:rPr>
-        <w:t>DKN (1).mp4</w:t>
+        <w:t>DKN (1)</w:t>
+      </w:r>
+      <w:bookmarkStart w:id="30" w:name="_GoBack"/>
+      <w:bookmarkEnd w:id="30"/>
+      <w:r>
+        <w:rPr>
+          <w:rFonts w:ascii="Roboto Mono" w:eastAsia="Roboto Mono" w:hAnsi="Roboto Mono" w:cs="Roboto Mono"/>
+          <w:b/>
+          <w:bCs/>
+          <w:color w:val="188038"/>
+        </w:rPr>
+        <w:t>.mp4</w:t>
       </w:r>
       <w:r>
         <w:rPr>
